--- a/eon-product-overview/COVER-EMAIL-BOTS.docx
+++ b/eon-product-overview/COVER-EMAIL-BOTS.docx
@@ -87,17 +87,22 @@
     </w:p>
     <w:p>
       <w:r>
-        <w:t>Give this file to your agents and let them do the work. Do not paste the pages in by hand.</w:t>
+        <w:t>You do not need Vercel. The website is already in Git. Change a file, push the branch, and the HTML preview updates. The logo is one picture: eon-product-overview/assets/brand/eon-reality-logo-white.png. Replace that file. You do not open Vercel to do it. The logo that could not be changed before is on a different site, https://eon-education-government-review.vercel.app/. That site is not this folder.</w:t>
       </w:r>
     </w:p>
     <w:p>
       <w:r>
-        <w:t>eon-product-overview/BOT-BRIEF-RAUL-BRITA.md</w:t>
+        <w:t>Hand your agent one file:</w:t>
       </w:r>
     </w:p>
     <w:p>
       <w:r>
-        <w:t>The same brief is also BOT-BRIEF-RAUL-BRITA.docx. The locked product rules are still in HANDOVER.md.</w:t>
+        <w:t>eon-product-overview/HANDOVER.md</w:t>
+      </w:r>
+    </w:p>
+    <w:p>
+      <w:r>
+        <w:t>The same note is HANDOVER.docx. Section 2a says Git is enough, and it has the logo steps. The longer cross-check is BOT-BRIEF-RAUL-BRITA.md if the agent needs the gap list.</w:t>
       </w:r>
     </w:p>
     <w:p>

--- a/eon-product-overview/COVER-EMAIL-BOTS.docx
+++ b/eon-product-overview/COVER-EMAIL-BOTS.docx
@@ -88,6 +88,11 @@
     <w:p>
       <w:r>
         <w:t>You do not need Vercel. The website is already in Git. Change a file, push the branch, and the HTML preview updates. The logo is one picture: eon-product-overview/assets/brand/eon-reality-logo-white.png. Replace that file. You do not open Vercel to do it. The logo that could not be changed before is on a different site, https://eon-education-government-review.vercel.app/. That site is not this folder.</w:t>
+      </w:r>
+    </w:p>
+    <w:p>
+      <w:r>
+        <w:t>The long story is already linked. On Learn, open Universal, then Open the long story. That page is https://eon-education-government-review.vercel.app/products/universal.html. The other 21 long stories are listed in HANDOVER.md section 6a. Leave those pages where they are. This draft does not contain their source.</w:t>
       </w:r>
     </w:p>
     <w:p>

--- a/eon-product-overview/COVER-EMAIL-BOTS.docx
+++ b/eon-product-overview/COVER-EMAIL-BOTS.docx
@@ -4,7 +4,7 @@
   <w:body>
     <w:p>
       <w:pPr>
-        <w:pStyle w:val="Title"/>
+        <w:pStyle w:val="Heading1"/>
       </w:pPr>
       <w:r>
         <w:t>Cover email</w:t>
@@ -32,7 +32,7 @@
     </w:p>
     <w:p>
       <w:r>
-        <w:t>To: Raul and Brita</w:t>
+        <w:t>To: Raul, Brita, and the marketing team</w:t>
       </w:r>
     </w:p>
     <w:p>
@@ -107,7 +107,12 @@
     </w:p>
     <w:p>
       <w:r>
-        <w:t>The same note is HANDOVER.docx. Section 2a says Git is enough, and it has the logo steps. The longer cross-check is BOT-BRIEF-RAUL-BRITA.md if the agent needs the gap list.</w:t>
+        <w:t>The same note is HANDOVER.docx. Section 2a says Git is enough, and it has the logo steps. Section 2b is for marketing. The longer cross-check is BOT-BRIEF-RAUL-BRITA.md if the agent needs the gap list.</w:t>
+      </w:r>
+    </w:p>
+    <w:p>
+      <w:r>
+        <w:t>Marketing: the zip also has a wordpress folder. Each page is content only, from the hero through the last section. Paste the HTML into the Elementor HTML widget. Load the CSS file with the same name on that page only. Do not add a header, a menu, a logo bar, or a footer. Elementor Pro already has those. Do not replace the existing forms, event registration, or the Radar CRM. These files have none of that.</w:t>
       </w:r>
     </w:p>
     <w:p>
